--- a/작업 일지/조환희/작업일지(250127-250202).docx
+++ b/작업 일지/조환희/작업일지(250127-250202).docx
@@ -64,94 +64,31 @@
           <w:p>
             <w:pPr>
               <w:jc w:val="center"/>
-              <w:rPr>
+            </w:pPr>
+            <w:r>
+              <w:rPr>
+                <w:rFonts w:hint="eastAsia"/>
                 <w:b/>
                 <w:sz w:val="18"/>
               </w:rPr>
-            </w:pPr>
-            <w:r>
-              <w:rPr>
-                <w:rFonts w:hint="eastAsia"/>
-                <w:b/>
-                <w:sz w:val="18"/>
-              </w:rPr>
-              <w:t>2018180042</w:t>
-            </w:r>
-            <w:r>
-              <w:rPr>
-                <w:b/>
-                <w:sz w:val="18"/>
-              </w:rPr>
-              <w:t xml:space="preserve"> </w:t>
-            </w:r>
-            <w:r>
-              <w:rPr>
-                <w:rFonts w:hint="eastAsia"/>
-                <w:b/>
-                <w:sz w:val="18"/>
-              </w:rPr>
-              <w:t>지태준</w:t>
-            </w:r>
-          </w:p>
+              <w:t>2020182040 조환희</w:t>
+            </w:r>
+          </w:p>
+        </w:tc>
+        <w:tc>
+          <w:tcPr>
+            <w:tcW w:w="1215" w:type="dxa"/>
+            <w:vAlign w:val="center"/>
+          </w:tcPr>
           <w:p>
             <w:pPr>
               <w:jc w:val="center"/>
               <w:rPr>
                 <w:b/>
-                <w:sz w:val="18"/>
-              </w:rPr>
-            </w:pPr>
-            <w:r>
-              <w:rPr>
-                <w:rFonts w:hint="eastAsia"/>
-                <w:b/>
-                <w:sz w:val="18"/>
-              </w:rPr>
-              <w:t>2020182003</w:t>
-            </w:r>
-            <w:r>
-              <w:rPr>
-                <w:b/>
-                <w:sz w:val="18"/>
-              </w:rPr>
-              <w:t xml:space="preserve"> </w:t>
-            </w:r>
-            <w:r>
-              <w:rPr>
-                <w:rFonts w:hint="eastAsia"/>
-                <w:b/>
-                <w:sz w:val="18"/>
-              </w:rPr>
-              <w:t>고광신</w:t>
-            </w:r>
-          </w:p>
-          <w:p>
-            <w:pPr>
-              <w:jc w:val="center"/>
-            </w:pPr>
-            <w:r>
-              <w:rPr>
-                <w:rFonts w:hint="eastAsia"/>
-                <w:b/>
-                <w:sz w:val="18"/>
-              </w:rPr>
-              <w:t>2020182040 조환희</w:t>
-            </w:r>
-          </w:p>
-        </w:tc>
-        <w:tc>
-          <w:tcPr>
-            <w:tcW w:w="1215" w:type="dxa"/>
-            <w:vAlign w:val="center"/>
-          </w:tcPr>
-          <w:p>
-            <w:pPr>
-              <w:jc w:val="center"/>
-              <w:rPr>
-                <w:b/>
-                <w:sz w:val="22"/>
-              </w:rPr>
-            </w:pPr>
+                <w:sz w:val="22"/>
+              </w:rPr>
+            </w:pPr>
+            <w:proofErr w:type="spellStart"/>
             <w:r>
               <w:rPr>
                 <w:rFonts w:hint="eastAsia"/>
@@ -160,6 +97,7 @@
               </w:rPr>
               <w:t>팀명</w:t>
             </w:r>
+            <w:proofErr w:type="spellEnd"/>
           </w:p>
         </w:tc>
         <w:tc>
@@ -229,6 +167,13 @@
                 <w:b/>
               </w:rPr>
             </w:pPr>
+            <w:r>
+              <w:rPr>
+                <w:rFonts w:hint="eastAsia"/>
+                <w:b/>
+              </w:rPr>
+              <w:t>6</w:t>
+            </w:r>
           </w:p>
         </w:tc>
         <w:tc>
@@ -263,7 +208,6 @@
             <w:pPr>
               <w:jc w:val="center"/>
               <w:rPr>
-                <w:rFonts w:hint="eastAsia"/>
                 <w:b/>
               </w:rPr>
             </w:pPr>
@@ -280,10 +224,19 @@
                 <w:b/>
                 <w:sz w:val="22"/>
               </w:rPr>
-              <w:t>4</w:t>
-            </w:r>
-            <w:r>
-              <w:rPr>
+              <w:t>5.</w:t>
+            </w:r>
+            <w:r>
+              <w:rPr>
+                <w:rFonts w:hint="eastAsia"/>
+                <w:b/>
+                <w:sz w:val="22"/>
+              </w:rPr>
+              <w:t>01</w:t>
+            </w:r>
+            <w:r>
+              <w:rPr>
+                <w:rFonts w:hint="eastAsia"/>
                 <w:b/>
                 <w:sz w:val="22"/>
               </w:rPr>
@@ -295,7 +248,22 @@
                 <w:b/>
                 <w:sz w:val="22"/>
               </w:rPr>
-              <w:t>12</w:t>
+              <w:t>27</w:t>
+            </w:r>
+            <w:r>
+              <w:rPr>
+                <w:b/>
+                <w:sz w:val="22"/>
+              </w:rPr>
+              <w:t>~202</w:t>
+            </w:r>
+            <w:r>
+              <w:rPr>
+                <w:rFonts w:hint="eastAsia"/>
+                <w:b/>
+                <w:sz w:val="22"/>
+              </w:rPr>
+              <w:t>5</w:t>
             </w:r>
             <w:r>
               <w:rPr>
@@ -310,25 +278,11 @@
                 <w:b/>
                 <w:sz w:val="22"/>
               </w:rPr>
-              <w:t>23</w:t>
-            </w:r>
-            <w:r>
-              <w:rPr>
-                <w:b/>
-                <w:sz w:val="22"/>
-              </w:rPr>
-              <w:t>~202</w:t>
-            </w:r>
-            <w:r>
-              <w:rPr>
-                <w:rFonts w:hint="eastAsia"/>
-                <w:b/>
-                <w:sz w:val="22"/>
-              </w:rPr>
-              <w:t>4</w:t>
-            </w:r>
-            <w:r>
-              <w:rPr>
+              <w:t>02</w:t>
+            </w:r>
+            <w:r>
+              <w:rPr>
+                <w:rFonts w:hint="eastAsia"/>
                 <w:b/>
                 <w:sz w:val="22"/>
               </w:rPr>
@@ -340,7 +294,7 @@
                 <w:b/>
                 <w:sz w:val="22"/>
               </w:rPr>
-              <w:t>12.29</w:t>
+              <w:t>02</w:t>
             </w:r>
           </w:p>
         </w:tc>
@@ -447,7 +401,7 @@
                 <w:rFonts w:hint="eastAsia"/>
                 <w:b/>
               </w:rPr>
-              <w:t>지태준</w:t>
+              <w:t>플레이어 및 룸 관리 로직 추가 보완 및 테스트</w:t>
             </w:r>
           </w:p>
           <w:p>
@@ -468,28 +422,7 @@
                 <w:rFonts w:hint="eastAsia"/>
                 <w:b/>
               </w:rPr>
-              <w:t>고광신</w:t>
-            </w:r>
-          </w:p>
-          <w:p>
-            <w:pPr>
-              <w:pStyle w:val="a4"/>
-              <w:numPr>
-                <w:ilvl w:val="0"/>
-                <w:numId w:val="2"/>
-              </w:numPr>
-              <w:ind w:leftChars="0"/>
-              <w:jc w:val="left"/>
-              <w:rPr>
-                <w:b/>
-              </w:rPr>
-            </w:pPr>
-            <w:r>
-              <w:rPr>
-                <w:rFonts w:hint="eastAsia"/>
-                <w:b/>
-              </w:rPr>
-              <w:t>조환희</w:t>
+              <w:t>클라이언트 연동 공부내용 복습</w:t>
             </w:r>
           </w:p>
         </w:tc>
@@ -531,14 +464,21 @@
           <w:sz w:val="22"/>
         </w:rPr>
       </w:pPr>
+      <w:proofErr w:type="spellStart"/>
       <w:r>
         <w:rPr>
           <w:rFonts w:hint="eastAsia"/>
-          <w:b/>
-          <w:sz w:val="28"/>
-          <w:szCs w:val="28"/>
+          <w:sz w:val="22"/>
         </w:rPr>
-        <w:t>지태준</w:t>
+        <w:t>더미클라이언트를</w:t>
+      </w:r>
+      <w:proofErr w:type="spellEnd"/>
+      <w:r>
+        <w:rPr>
+          <w:rFonts w:hint="eastAsia"/>
+          <w:sz w:val="22"/>
+        </w:rPr>
+        <w:t xml:space="preserve"> 통해 룸의 상태 및 룸 내부 다른 플레이어의 동기화 상태를 콘솔 텍스트로 확인함</w:t>
       </w:r>
     </w:p>
     <w:p>
@@ -555,35 +495,94 @@
       </w:pPr>
       <w:r>
         <w:rPr>
+          <w:sz w:val="22"/>
+        </w:rPr>
+        <w:t>“</w:t>
+      </w:r>
+      <w:proofErr w:type="spellStart"/>
+      <w:r>
+        <w:rPr>
           <w:rFonts w:hint="eastAsia"/>
-          <w:b/>
-          <w:sz w:val="28"/>
-          <w:szCs w:val="28"/>
+          <w:sz w:val="22"/>
         </w:rPr>
-        <w:t>고광신</w:t>
+        <w:t>인프런</w:t>
+      </w:r>
+      <w:proofErr w:type="spellEnd"/>
+      <w:r>
+        <w:rPr>
+          <w:sz w:val="22"/>
+        </w:rPr>
+        <w:t>”</w:t>
+      </w:r>
+      <w:r>
+        <w:rPr>
+          <w:rFonts w:hint="eastAsia"/>
+          <w:sz w:val="22"/>
+        </w:rPr>
+        <w:t xml:space="preserve">을 통해 </w:t>
+      </w:r>
+      <w:proofErr w:type="spellStart"/>
+      <w:r>
+        <w:rPr>
+          <w:rFonts w:hint="eastAsia"/>
+          <w:sz w:val="22"/>
+        </w:rPr>
+        <w:t>언리얼</w:t>
+      </w:r>
+      <w:proofErr w:type="spellEnd"/>
+      <w:r>
+        <w:rPr>
+          <w:rFonts w:hint="eastAsia"/>
+          <w:sz w:val="22"/>
+        </w:rPr>
+        <w:t xml:space="preserve"> 엔진과 C++ IOCP 서버의 연동 과정을 복습</w:t>
       </w:r>
     </w:p>
     <w:p>
       <w:pPr>
         <w:pStyle w:val="a4"/>
         <w:numPr>
-          <w:ilvl w:val="1"/>
+          <w:ilvl w:val="2"/>
           <w:numId w:val="1"/>
         </w:numPr>
         <w:ind w:leftChars="0"/>
         <w:rPr>
+          <w:sz w:val="22"/>
+        </w:rPr>
+      </w:pPr>
+      <w:r>
+        <w:rPr>
           <w:rFonts w:hint="eastAsia"/>
           <w:sz w:val="22"/>
         </w:rPr>
+        <w:t>플레이어 입장/퇴장</w:t>
+      </w:r>
+    </w:p>
+    <w:p>
+      <w:pPr>
+        <w:pStyle w:val="a4"/>
+        <w:numPr>
+          <w:ilvl w:val="2"/>
+          <w:numId w:val="1"/>
+        </w:numPr>
+        <w:ind w:leftChars="0"/>
+        <w:rPr>
+          <w:sz w:val="22"/>
+        </w:rPr>
       </w:pPr>
       <w:r>
         <w:rPr>
           <w:rFonts w:hint="eastAsia"/>
-          <w:b/>
-          <w:sz w:val="28"/>
-          <w:szCs w:val="28"/>
+          <w:sz w:val="22"/>
         </w:rPr>
-        <w:t>조환희</w:t>
+        <w:t>플레이어 이동</w:t>
+      </w:r>
+      <w:r>
+        <w:rPr>
+          <w:rFonts w:hint="eastAsia"/>
+          <w:sz w:val="22"/>
+        </w:rPr>
+        <w:t xml:space="preserve"> 동기화</w:t>
       </w:r>
       <w:r>
         <w:rPr>
@@ -657,7 +656,16 @@
           <w:p>
             <w:pPr>
               <w:jc w:val="left"/>
-            </w:pPr>
+              <w:rPr>
+                <w:rFonts w:hint="eastAsia"/>
+              </w:rPr>
+            </w:pPr>
+            <w:r>
+              <w:rPr>
+                <w:rFonts w:hint="eastAsia"/>
+              </w:rPr>
+              <w:t>강의에서 사용한 코드구조와 실제 프로젝트 코드구조가 상이함</w:t>
+            </w:r>
           </w:p>
         </w:tc>
         <w:tc>
@@ -691,7 +699,16 @@
           <w:p>
             <w:pPr>
               <w:jc w:val="left"/>
-            </w:pPr>
+              <w:rPr>
+                <w:rFonts w:hint="eastAsia"/>
+              </w:rPr>
+            </w:pPr>
+            <w:r>
+              <w:rPr>
+                <w:rFonts w:hint="eastAsia"/>
+              </w:rPr>
+              <w:t>현재 프로젝트에 적용할 수 있도록 코드 재구성</w:t>
+            </w:r>
           </w:p>
         </w:tc>
       </w:tr>
@@ -735,6 +752,14 @@
                 <w:sz w:val="22"/>
               </w:rPr>
             </w:pPr>
+            <w:r>
+              <w:rPr>
+                <w:rFonts w:hint="eastAsia"/>
+                <w:b/>
+                <w:sz w:val="22"/>
+              </w:rPr>
+              <w:t>7</w:t>
+            </w:r>
           </w:p>
         </w:tc>
         <w:tc>
@@ -771,99 +796,19 @@
             </w:pPr>
             <w:r>
               <w:rPr>
-                <w:b/>
-                <w:sz w:val="22"/>
-              </w:rPr>
-              <w:t>202</w:t>
-            </w:r>
-            <w:r>
-              <w:rPr>
-                <w:rFonts w:hint="eastAsia"/>
-                <w:b/>
-                <w:sz w:val="22"/>
-              </w:rPr>
-              <w:t>4</w:t>
-            </w:r>
-            <w:r>
-              <w:rPr>
-                <w:b/>
-                <w:sz w:val="22"/>
-              </w:rPr>
-              <w:t>.</w:t>
-            </w:r>
-            <w:r>
-              <w:rPr>
-                <w:b/>
-                <w:sz w:val="22"/>
-              </w:rPr>
-              <w:t>1</w:t>
-            </w:r>
-            <w:r>
-              <w:rPr>
-                <w:rFonts w:hint="eastAsia"/>
-                <w:b/>
-                <w:sz w:val="22"/>
-              </w:rPr>
-              <w:t>2</w:t>
-            </w:r>
-            <w:r>
-              <w:rPr>
-                <w:b/>
-                <w:sz w:val="22"/>
-              </w:rPr>
-              <w:t>.</w:t>
-            </w:r>
-            <w:r>
-              <w:rPr>
-                <w:rFonts w:hint="eastAsia"/>
-                <w:b/>
-                <w:sz w:val="22"/>
-              </w:rPr>
-              <w:t>30</w:t>
-            </w:r>
-            <w:r>
-              <w:rPr>
-                <w:b/>
-                <w:sz w:val="22"/>
-              </w:rPr>
-              <w:t>~202</w:t>
-            </w:r>
-            <w:r>
-              <w:rPr>
-                <w:rFonts w:hint="eastAsia"/>
-                <w:b/>
-                <w:sz w:val="22"/>
-              </w:rPr>
-              <w:t>5</w:t>
-            </w:r>
-            <w:r>
-              <w:rPr>
-                <w:b/>
-                <w:sz w:val="22"/>
-              </w:rPr>
-              <w:t>.0</w:t>
-            </w:r>
-            <w:r>
-              <w:rPr>
-                <w:b/>
-                <w:sz w:val="22"/>
-              </w:rPr>
-              <w:t>1</w:t>
-            </w:r>
-            <w:r>
-              <w:rPr>
-                <w:b/>
-                <w:sz w:val="22"/>
-              </w:rPr>
-              <w:t>.</w:t>
-            </w:r>
-            <w:r>
-              <w:rPr>
-                <w:rFonts w:hint="eastAsia"/>
-                <w:b/>
-                <w:sz w:val="22"/>
-              </w:rPr>
-              <w:t>05</w:t>
+                <w:rFonts w:hint="eastAsia"/>
+                <w:b/>
+                <w:sz w:val="22"/>
+              </w:rPr>
+              <w:t>2025.02.03</w:t>
+            </w:r>
+            <w:r>
+              <w:rPr>
+                <w:rFonts w:hint="eastAsia"/>
+                <w:b/>
+                <w:sz w:val="22"/>
+              </w:rPr>
+              <w:t>~2025.02.09</w:t>
             </w:r>
           </w:p>
         </w:tc>
@@ -901,57 +846,7 @@
             <w:gridSpan w:val="3"/>
             <w:vAlign w:val="center"/>
           </w:tcPr>
-          <w:p>
-            <w:r>
-              <w:rPr>
-                <w:rFonts w:hint="eastAsia"/>
-              </w:rPr>
-              <w:t>지태준</w:t>
-            </w:r>
-            <w:r>
-              <w:rPr>
-                <w:rFonts w:hint="eastAsia"/>
-              </w:rPr>
-              <w:t>:</w:t>
-            </w:r>
-            <w:r>
-              <w:t xml:space="preserve"> </w:t>
-            </w:r>
-          </w:p>
-          <w:p>
-            <w:r>
-              <w:rPr>
-                <w:rFonts w:hint="eastAsia"/>
-              </w:rPr>
-              <w:t>고광신</w:t>
-            </w:r>
-            <w:r>
-              <w:rPr>
-                <w:rFonts w:hint="eastAsia"/>
-              </w:rPr>
-              <w:t>:</w:t>
-            </w:r>
-            <w:r>
-              <w:t xml:space="preserve"> </w:t>
-            </w:r>
-          </w:p>
-          <w:p>
-            <w:r>
-              <w:rPr>
-                <w:rFonts w:hint="eastAsia"/>
-              </w:rPr>
-              <w:t>조환희</w:t>
-            </w:r>
-            <w:r>
-              <w:rPr>
-                <w:rFonts w:hint="eastAsia"/>
-              </w:rPr>
-              <w:t>:</w:t>
-            </w:r>
-            <w:r>
-              <w:t xml:space="preserve"> </w:t>
-            </w:r>
-          </w:p>
+          <w:p/>
         </w:tc>
       </w:tr>
       <w:tr>
